--- a/DSA_CA_24701351.docx
+++ b/DSA_CA_24701351.docx
@@ -6,6 +6,11 @@
       <w:sdtPr>
         <w:rPr>
           <w:color w:val="156082" w:themeColor="accent1"/>
+          <w:kern w:val="2"/>
+          <w:sz w:val="24"/>
+          <w:szCs w:val="24"/>
+          <w:lang w:val="en-IE" w:eastAsia="ja-JP"/>
+          <w14:ligatures w14:val="standardContextual"/>
         </w:rPr>
         <w:id w:val="194358461"/>
         <w:docPartObj>
@@ -16,11 +21,6 @@
       <w:sdtEndPr>
         <w:rPr>
           <w:color w:val="auto"/>
-          <w:kern w:val="2"/>
-          <w:sz w:val="24"/>
-          <w:szCs w:val="24"/>
-          <w:lang w:val="en-IE" w:eastAsia="ja-JP"/>
-          <w14:ligatures w14:val="standardContextual"/>
         </w:rPr>
       </w:sdtEndPr>
       <w:sdtContent>
@@ -163,6 +163,7 @@
             <w:dataBinding w:prefixMappings="xmlns:ns0='http://purl.org/dc/elements/1.1/' xmlns:ns1='http://schemas.openxmlformats.org/package/2006/metadata/core-properties' " w:xpath="/ns1:coreProperties[1]/ns0:subject[1]" w:storeItemID="{6C3C8BC8-F283-45AE-878A-BAB7291924A1}"/>
             <w:text/>
           </w:sdtPr>
+          <w:sdtEndPr/>
           <w:sdtContent>
             <w:p>
               <w:pPr>
@@ -277,6 +278,7 @@
                                     <w:calendar w:val="gregorian"/>
                                   </w:date>
                                 </w:sdtPr>
+                                <w:sdtEndPr/>
                                 <w:sdtContent>
                                   <w:p>
                                     <w:pPr>
@@ -322,6 +324,7 @@
                                     <w:dataBinding w:prefixMappings="xmlns:ns0='http://schemas.openxmlformats.org/officeDocument/2006/extended-properties' " w:xpath="/ns0:Properties[1]/ns0:Company[1]" w:storeItemID="{6668398D-A668-4E3E-A5EB-62B293D839F1}"/>
                                     <w:text/>
                                   </w:sdtPr>
+                                  <w:sdtEndPr/>
                                   <w:sdtContent>
                                     <w:r>
                                       <w:rPr>
@@ -352,6 +355,7 @@
                                     <w:dataBinding w:prefixMappings="xmlns:ns0='http://schemas.microsoft.com/office/2006/coverPageProps' " w:xpath="/ns0:CoverPageProperties[1]/ns0:CompanyAddress[1]" w:storeItemID="{55AF091B-3C7A-41E3-B477-F2FDAA23CFDA}"/>
                                     <w:text/>
                                   </w:sdtPr>
+                                  <w:sdtEndPr/>
                                   <w:sdtContent>
                                     <w:r>
                                       <w:rPr>
@@ -567,6 +571,15 @@
     </w:sdt>
     <w:sdt>
       <w:sdtPr>
+        <w:rPr>
+          <w:rFonts w:asciiTheme="minorHAnsi" w:eastAsiaTheme="minorEastAsia" w:hAnsiTheme="minorHAnsi" w:cstheme="minorBidi"/>
+          <w:color w:val="auto"/>
+          <w:kern w:val="2"/>
+          <w:sz w:val="24"/>
+          <w:szCs w:val="24"/>
+          <w:lang w:val="en-IE" w:eastAsia="ja-JP"/>
+          <w14:ligatures w14:val="standardContextual"/>
+        </w:rPr>
         <w:id w:val="-1584061634"/>
         <w:docPartObj>
           <w:docPartGallery w:val="Table of Contents"/>
@@ -575,16 +588,9 @@
       </w:sdtPr>
       <w:sdtEndPr>
         <w:rPr>
-          <w:rFonts w:asciiTheme="minorHAnsi" w:eastAsiaTheme="minorEastAsia" w:hAnsiTheme="minorHAnsi" w:cstheme="minorBidi"/>
           <w:b/>
           <w:bCs/>
           <w:noProof/>
-          <w:color w:val="auto"/>
-          <w:kern w:val="2"/>
-          <w:sz w:val="24"/>
-          <w:szCs w:val="24"/>
-          <w:lang w:val="en-IE" w:eastAsia="ja-JP"/>
-          <w14:ligatures w14:val="standardContextual"/>
         </w:rPr>
       </w:sdtEndPr>
       <w:sdtContent>
@@ -931,6 +937,9 @@
     </w:p>
     <w:p>
       <w:r>
+        <w:rPr>
+          <w:noProof/>
+        </w:rPr>
         <w:drawing>
           <wp:inline distT="0" distB="0" distL="0" distR="0" wp14:anchorId="1C63DB4B" wp14:editId="2AAECE50">
             <wp:extent cx="5478449" cy="4561522"/>
@@ -983,6 +992,16 @@
         <w:t>GitHub</w:t>
       </w:r>
       <w:bookmarkEnd w:id="2"/>
+    </w:p>
+    <w:p>
+      <w:hyperlink r:id="rId9" w:history="1">
+        <w:r>
+          <w:rPr>
+            <w:rStyle w:val="Hyperlink"/>
+          </w:rPr>
+          <w:t>https://github.com/Siucra/DSA_CA_BPM_24701351</w:t>
+        </w:r>
+      </w:hyperlink>
     </w:p>
     <w:p/>
     <w:sectPr>
@@ -1600,6 +1619,7 @@
   <w:style w:type="character" w:default="1" w:styleId="DefaultParagraphFont">
     <w:name w:val="Default Paragraph Font"/>
     <w:uiPriority w:val="1"/>
+    <w:semiHidden/>
     <w:unhideWhenUsed/>
   </w:style>
   <w:style w:type="table" w:default="1" w:styleId="TableNormal">
@@ -1985,6 +2005,18 @@
     <w:rPr>
       <w:color w:val="467886" w:themeColor="hyperlink"/>
       <w:u w:val="single"/>
+    </w:rPr>
+  </w:style>
+  <w:style w:type="character" w:styleId="UnresolvedMention">
+    <w:name w:val="Unresolved Mention"/>
+    <w:basedOn w:val="DefaultParagraphFont"/>
+    <w:uiPriority w:val="99"/>
+    <w:semiHidden/>
+    <w:unhideWhenUsed/>
+    <w:rsid w:val="00440535"/>
+    <w:rPr>
+      <w:color w:val="605E5C"/>
+      <w:shd w:val="clear" w:color="auto" w:fill="E1DFDD"/>
     </w:rPr>
   </w:style>
 </w:styles>
@@ -2124,9 +2156,12 @@
   </w:compat>
   <w:rsids>
     <w:rsidRoot w:val="005A1BE8"/>
+    <w:rsid w:val="002020AE"/>
     <w:rsid w:val="005A1BE8"/>
     <w:rsid w:val="00777B08"/>
+    <w:rsid w:val="008D46A5"/>
     <w:rsid w:val="00A73356"/>
+    <w:rsid w:val="00B45D1E"/>
   </w:rsids>
   <m:mathPr>
     <m:mathFont m:val="Cambria Math"/>

--- a/DSA_CA_24701351.docx
+++ b/DSA_CA_24701351.docx
@@ -163,7 +163,6 @@
             <w:dataBinding w:prefixMappings="xmlns:ns0='http://purl.org/dc/elements/1.1/' xmlns:ns1='http://schemas.openxmlformats.org/package/2006/metadata/core-properties' " w:xpath="/ns1:coreProperties[1]/ns0:subject[1]" w:storeItemID="{6C3C8BC8-F283-45AE-878A-BAB7291924A1}"/>
             <w:text/>
           </w:sdtPr>
-          <w:sdtEndPr/>
           <w:sdtContent>
             <w:p>
               <w:pPr>
@@ -278,7 +277,6 @@
                                     <w:calendar w:val="gregorian"/>
                                   </w:date>
                                 </w:sdtPr>
-                                <w:sdtEndPr/>
                                 <w:sdtContent>
                                   <w:p>
                                     <w:pPr>
@@ -324,7 +322,6 @@
                                     <w:dataBinding w:prefixMappings="xmlns:ns0='http://schemas.openxmlformats.org/officeDocument/2006/extended-properties' " w:xpath="/ns0:Properties[1]/ns0:Company[1]" w:storeItemID="{6668398D-A668-4E3E-A5EB-62B293D839F1}"/>
                                     <w:text/>
                                   </w:sdtPr>
-                                  <w:sdtEndPr/>
                                   <w:sdtContent>
                                     <w:r>
                                       <w:rPr>
@@ -355,7 +352,6 @@
                                     <w:dataBinding w:prefixMappings="xmlns:ns0='http://schemas.microsoft.com/office/2006/coverPageProps' " w:xpath="/ns0:CoverPageProperties[1]/ns0:CompanyAddress[1]" w:storeItemID="{55AF091B-3C7A-41E3-B477-F2FDAA23CFDA}"/>
                                     <w:text/>
                                   </w:sdtPr>
-                                  <w:sdtEndPr/>
                                   <w:sdtContent>
                                     <w:r>
                                       <w:rPr>
@@ -937,14 +933,11 @@
     </w:p>
     <w:p>
       <w:r>
-        <w:rPr>
-          <w:noProof/>
-        </w:rPr>
         <w:drawing>
-          <wp:inline distT="0" distB="0" distL="0" distR="0" wp14:anchorId="1C63DB4B" wp14:editId="2AAECE50">
-            <wp:extent cx="5478449" cy="4561522"/>
-            <wp:effectExtent l="0" t="0" r="8255" b="0"/>
-            <wp:docPr id="1234712997" name="Picture 1"/>
+          <wp:inline distT="0" distB="0" distL="0" distR="0" wp14:anchorId="07859546" wp14:editId="1434FB54">
+            <wp:extent cx="5839485" cy="5300457"/>
+            <wp:effectExtent l="0" t="0" r="8890" b="0"/>
+            <wp:docPr id="1667663070" name="Picture 1"/>
             <wp:cNvGraphicFramePr>
               <a:graphicFrameLocks xmlns:a="http://schemas.openxmlformats.org/drawingml/2006/main" noChangeAspect="1"/>
             </wp:cNvGraphicFramePr>
@@ -952,7 +945,7 @@
               <a:graphicData uri="http://schemas.openxmlformats.org/drawingml/2006/picture">
                 <pic:pic xmlns:pic="http://schemas.openxmlformats.org/drawingml/2006/picture">
                   <pic:nvPicPr>
-                    <pic:cNvPr id="1234712997" name=""/>
+                    <pic:cNvPr id="1667663070" name=""/>
                     <pic:cNvPicPr/>
                   </pic:nvPicPr>
                   <pic:blipFill>
@@ -964,7 +957,7 @@
                   <pic:spPr>
                     <a:xfrm>
                       <a:off x="0" y="0"/>
-                      <a:ext cx="5488461" cy="4569859"/>
+                      <a:ext cx="5850386" cy="5310352"/>
                     </a:xfrm>
                     <a:prstGeom prst="rect">
                       <a:avLst/>
@@ -2162,6 +2155,8 @@
     <w:rsid w:val="008D46A5"/>
     <w:rsid w:val="00A73356"/>
     <w:rsid w:val="00B45D1E"/>
+    <w:rsid w:val="00C35638"/>
+    <w:rsid w:val="00E335BC"/>
   </w:rsids>
   <m:mathPr>
     <m:mathFont m:val="Cambria Math"/>
